--- a/SEMANA 6/Estudiante_Entrega_GitHub_Semana06.docx
+++ b/SEMANA 6/Estudiante_Entrega_GitHub_Semana06.docx
@@ -375,6 +375,15 @@
               </w:rPr>
               <w:t xml:space="preserve"> oct</w:t>
             </w:r>
+            <w:r>
+              <w:rPr>
+                <w:i/>
+                <w:color w:val="666666"/>
+                <w:sz w:val="24"/>
+                <w:szCs w:val="24"/>
+              </w:rPr>
+              <w:t>ubre 2026</w:t>
+            </w:r>
           </w:p>
         </w:tc>
       </w:tr>
@@ -529,6 +538,23 @@
                 <w:szCs w:val="24"/>
               </w:rPr>
             </w:pPr>
+            <w:hyperlink r:id="rId8" w:history="1">
+              <w:r>
+                <w:rPr>
+                  <w:rStyle w:val="Hipervnculo"/>
+                  <w:sz w:val="24"/>
+                  <w:szCs w:val="24"/>
+                </w:rPr>
+                <w:t>https://github.com/Sofqb13/2026C3-G03-PROGRAMACI-N</w:t>
+              </w:r>
+            </w:hyperlink>
+            <w:r>
+              <w:rPr>
+                <w:sz w:val="24"/>
+                <w:szCs w:val="24"/>
+              </w:rPr>
+              <w:t xml:space="preserve"> </w:t>
+            </w:r>
           </w:p>
         </w:tc>
       </w:tr>
@@ -569,7 +595,7 @@
       </w:r>
     </w:p>
     <w:sectPr>
-      <w:footerReference w:type="default" r:id="rId8"/>
+      <w:footerReference w:type="default" r:id="rId9"/>
       <w:pgSz w:w="12240" w:h="15840"/>
       <w:pgMar w:top="792" w:right="1008" w:bottom="792" w:left="1008" w:header="720" w:footer="720" w:gutter="0"/>
       <w:cols w:space="720"/>
@@ -12254,6 +12280,29 @@
       </w:tcPr>
     </w:tblStylePr>
   </w:style>
+  <w:style w:type="character" w:styleId="Hipervnculo">
+    <w:name w:val="Hyperlink"/>
+    <w:basedOn w:val="Fuentedeprrafopredeter"/>
+    <w:uiPriority w:val="99"/>
+    <w:unhideWhenUsed/>
+    <w:rsid w:val="00493D99"/>
+    <w:rPr>
+      <w:color w:val="0000FF" w:themeColor="hyperlink"/>
+      <w:u w:val="single"/>
+    </w:rPr>
+  </w:style>
+  <w:style w:type="character" w:styleId="Mencinsinresolver">
+    <w:name w:val="Unresolved Mention"/>
+    <w:basedOn w:val="Fuentedeprrafopredeter"/>
+    <w:uiPriority w:val="99"/>
+    <w:semiHidden/>
+    <w:unhideWhenUsed/>
+    <w:rsid w:val="00493D99"/>
+    <w:rPr>
+      <w:color w:val="605E5C"/>
+      <w:shd w:val="clear" w:color="auto" w:fill="E1DFDD"/>
+    </w:rPr>
+  </w:style>
 </w:styles>
 </file>
 
